--- a/corpus/synthetic/field-display__017.docx
+++ b/corpus/synthetic/field-display__017.docx
@@ -4,29 +4,31 @@
   <w:body>
     <w:p>
       <w:r>
-        <w:t xml:space="preserve">item: </w:t>
+        <w:t>Evidence </w:t>
       </w:r>
       <w:r>
-        <w:fldChar w:fldCharType="begin">
-          <w:ffData>
-            <w:name w:val="Check1"/>
-            <w:enabled/>
-            <w:checkBox>
-              <w:sizeAuto/>
-              <w:default w:val="0"/>
-              <w:checked/>
-            </w:checkBox>
-          </w:ffData>
-        </w:fldChar>
+        <w:fldChar w:fldCharType="begin"/>
       </w:r>
       <w:r>
-        <w:instrText xml:space="preserve"> FORMCHECKBOX </w:instrText>
+        <w:instrText xml:space="preserve"> ADDIN ZOTERO_ITEM CSL_CITATION {"citationID":"citation-1","citationItems":[{"id":1}]} </w:instrText>
       </w:r>
       <w:r>
         <w:fldChar w:fldCharType="separate"/>
       </w:r>
       <w:r>
+        <w:t xml:space="preserve">(Smith, </w:t>
+      </w:r>
+      <w:r>
+        <w:rPr>
+          <w:i/>
+        </w:rPr>
+        <w:t>2024)</w:t>
+      </w:r>
+      <w:r>
         <w:fldChar w:fldCharType="end"/>
+      </w:r>
+      <w:r>
+        <w:t>.</w:t>
       </w:r>
     </w:p>
     <w:sectPr>
